--- a/docs/handover/HRMS Developer Guide/01 - Start Here and System Overview.docx
+++ b/docs/handover/HRMS Developer Guide/01 - Start Here and System Overview.docx
@@ -344,7 +344,7 @@
           </w:tcPr>
           <w:p>
             <w:r>
-              <w:t>05</w:t>
+              <w:t>-</w:t>
             </w:r>
           </w:p>
         </w:tc>
@@ -354,39 +354,7 @@
           </w:tcPr>
           <w:p>
             <w:r>
-              <w:t>KT Checklist and Sign-off</w:t>
-            </w:r>
-          </w:p>
-        </w:tc>
-        <w:tc>
-          <w:tcPr>
-            <w:tcW w:type="dxa" w:w="3312"/>
-          </w:tcPr>
-          <w:p>
-            <w:r>
-              <w:t>The access the new developer needs, and the sign-off sheet ticked by both people at the end.</w:t>
-            </w:r>
-          </w:p>
-        </w:tc>
-      </w:tr>
-      <w:tr>
-        <w:tc>
-          <w:tcPr>
-            <w:tcW w:type="dxa" w:w="3312"/>
-          </w:tcPr>
-          <w:p>
-            <w:r>
-              <w:t>06</w:t>
-            </w:r>
-          </w:p>
-        </w:tc>
-        <w:tc>
-          <w:tcPr>
-            <w:tcW w:type="dxa" w:w="3312"/>
-          </w:tcPr>
-          <w:p>
-            <w:r>
-              <w:t>Credentials Register</w:t>
+              <w:t>Credentials Register (confidential folder)</w:t>
             </w:r>
           </w:p>
         </w:tc>
@@ -408,7 +376,7 @@
           </w:tcPr>
           <w:p>
             <w:r>
-              <w:t>07</w:t>
+              <w:t>05</w:t>
             </w:r>
           </w:p>
         </w:tc>
@@ -440,7 +408,7 @@
           </w:tcPr>
           <w:p>
             <w:r>
-              <w:t>08</w:t>
+              <w:t>06</w:t>
             </w:r>
           </w:p>
         </w:tc>
